--- a/fuentes/XXXXXXXX_MODULO_3_CF02_DU.docx
+++ b/fuentes/XXXXXXXX_MODULO_3_CF02_DU.docx
@@ -196,7 +196,16 @@
                                 <w:szCs w:val="68"/>
                                 <w:lang w:val="es-ES"/>
                               </w:rPr>
-                              <w:t>Gestión de nómina en la economía del trabajo campesina</w:t>
+                              <w:t>Gestión de nómina en la economía del trabajo campesin</w:t>
+                            </w:r>
+                            <w:r>
+                              <w:rPr>
+                                <w:bCs/>
+                                <w:sz w:val="68"/>
+                                <w:szCs w:val="68"/>
+                                <w:lang w:val="es-ES"/>
+                              </w:rPr>
+                              <w:t>o</w:t>
                             </w:r>
                           </w:p>
                         </w:txbxContent>
@@ -242,7 +251,16 @@
                           <w:szCs w:val="68"/>
                           <w:lang w:val="es-ES"/>
                         </w:rPr>
-                        <w:t>Gestión de nómina en la economía del trabajo campesina</w:t>
+                        <w:t>Gestión de nómina en la economía del trabajo campesin</w:t>
+                      </w:r>
+                      <w:r>
+                        <w:rPr>
+                          <w:bCs/>
+                          <w:sz w:val="68"/>
+                          <w:szCs w:val="68"/>
+                          <w:lang w:val="es-ES"/>
+                        </w:rPr>
+                        <w:t>o</w:t>
                       </w:r>
                     </w:p>
                   </w:txbxContent>
@@ -594,7 +612,7 @@
           <w:r>
             <w:fldChar w:fldCharType="separate"/>
           </w:r>
-          <w:hyperlink w:anchor="_Toc204121274" w:history="1">
+          <w:hyperlink w:anchor="_Toc206787969" w:history="1">
             <w:r>
               <w:rPr>
                 <w:rStyle w:val="Hipervnculo"/>
@@ -621,7 +639,7 @@
                 <w:noProof/>
                 <w:webHidden/>
               </w:rPr>
-              <w:instrText xml:space="preserve"> PAGEREF _Toc204121274 \h </w:instrText>
+              <w:instrText xml:space="preserve"> PAGEREF _Toc206787969 \h </w:instrText>
             </w:r>
             <w:r>
               <w:rPr>
@@ -667,7 +685,7 @@
               <w:lang w:eastAsia="es-CO"/>
             </w:rPr>
           </w:pPr>
-          <w:hyperlink w:anchor="_Toc204121275" w:history="1">
+          <w:hyperlink w:anchor="_Toc206787970" w:history="1">
             <w:r>
               <w:rPr>
                 <w:rStyle w:val="Hipervnculo"/>
@@ -711,7 +729,7 @@
                 <w:noProof/>
                 <w:webHidden/>
               </w:rPr>
-              <w:instrText xml:space="preserve"> PAGEREF _Toc204121275 \h </w:instrText>
+              <w:instrText xml:space="preserve"> PAGEREF _Toc206787970 \h </w:instrText>
             </w:r>
             <w:r>
               <w:rPr>
@@ -757,7 +775,7 @@
               <w:lang w:eastAsia="es-CO"/>
             </w:rPr>
           </w:pPr>
-          <w:hyperlink w:anchor="_Toc204121276" w:history="1">
+          <w:hyperlink w:anchor="_Toc206787971" w:history="1">
             <w:r>
               <w:rPr>
                 <w:rStyle w:val="Hipervnculo"/>
@@ -807,7 +825,7 @@
                 <w:noProof/>
                 <w:webHidden/>
               </w:rPr>
-              <w:instrText xml:space="preserve"> PAGEREF _Toc204121276 \h </w:instrText>
+              <w:instrText xml:space="preserve"> PAGEREF _Toc206787971 \h </w:instrText>
             </w:r>
             <w:r>
               <w:rPr>
@@ -853,7 +871,7 @@
               <w:lang w:eastAsia="es-CO"/>
             </w:rPr>
           </w:pPr>
-          <w:hyperlink w:anchor="_Toc204121277" w:history="1">
+          <w:hyperlink w:anchor="_Toc206787972" w:history="1">
             <w:r>
               <w:rPr>
                 <w:rStyle w:val="Hipervnculo"/>
@@ -903,7 +921,7 @@
                 <w:noProof/>
                 <w:webHidden/>
               </w:rPr>
-              <w:instrText xml:space="preserve"> PAGEREF _Toc204121277 \h </w:instrText>
+              <w:instrText xml:space="preserve"> PAGEREF _Toc206787972 \h </w:instrText>
             </w:r>
             <w:r>
               <w:rPr>
@@ -949,7 +967,7 @@
               <w:lang w:eastAsia="es-CO"/>
             </w:rPr>
           </w:pPr>
-          <w:hyperlink w:anchor="_Toc204121278" w:history="1">
+          <w:hyperlink w:anchor="_Toc206787973" w:history="1">
             <w:r>
               <w:rPr>
                 <w:rStyle w:val="Hipervnculo"/>
@@ -999,7 +1017,7 @@
                 <w:noProof/>
                 <w:webHidden/>
               </w:rPr>
-              <w:instrText xml:space="preserve"> PAGEREF _Toc204121278 \h </w:instrText>
+              <w:instrText xml:space="preserve"> PAGEREF _Toc206787973 \h </w:instrText>
             </w:r>
             <w:r>
               <w:rPr>
@@ -1045,7 +1063,7 @@
               <w:lang w:eastAsia="es-CO"/>
             </w:rPr>
           </w:pPr>
-          <w:hyperlink w:anchor="_Toc204121279" w:history="1">
+          <w:hyperlink w:anchor="_Toc206787974" w:history="1">
             <w:r>
               <w:rPr>
                 <w:rStyle w:val="Hipervnculo"/>
@@ -1089,7 +1107,7 @@
                 <w:noProof/>
                 <w:webHidden/>
               </w:rPr>
-              <w:instrText xml:space="preserve"> PAGEREF _Toc204121279 \h </w:instrText>
+              <w:instrText xml:space="preserve"> PAGEREF _Toc206787974 \h </w:instrText>
             </w:r>
             <w:r>
               <w:rPr>
@@ -1135,7 +1153,7 @@
               <w:lang w:eastAsia="es-CO"/>
             </w:rPr>
           </w:pPr>
-          <w:hyperlink w:anchor="_Toc204121280" w:history="1">
+          <w:hyperlink w:anchor="_Toc206787975" w:history="1">
             <w:r>
               <w:rPr>
                 <w:rStyle w:val="Hipervnculo"/>
@@ -1185,7 +1203,7 @@
                 <w:noProof/>
                 <w:webHidden/>
               </w:rPr>
-              <w:instrText xml:space="preserve"> PAGEREF _Toc204121280 \h </w:instrText>
+              <w:instrText xml:space="preserve"> PAGEREF _Toc206787975 \h </w:instrText>
             </w:r>
             <w:r>
               <w:rPr>
@@ -1231,7 +1249,7 @@
               <w:lang w:eastAsia="es-CO"/>
             </w:rPr>
           </w:pPr>
-          <w:hyperlink w:anchor="_Toc204121281" w:history="1">
+          <w:hyperlink w:anchor="_Toc206787976" w:history="1">
             <w:r>
               <w:rPr>
                 <w:rStyle w:val="Hipervnculo"/>
@@ -1281,7 +1299,7 @@
                 <w:noProof/>
                 <w:webHidden/>
               </w:rPr>
-              <w:instrText xml:space="preserve"> PAGEREF _Toc204121281 \h </w:instrText>
+              <w:instrText xml:space="preserve"> PAGEREF _Toc206787976 \h </w:instrText>
             </w:r>
             <w:r>
               <w:rPr>
@@ -1327,7 +1345,7 @@
               <w:lang w:eastAsia="es-CO"/>
             </w:rPr>
           </w:pPr>
-          <w:hyperlink w:anchor="_Toc204121282" w:history="1">
+          <w:hyperlink w:anchor="_Toc206787977" w:history="1">
             <w:r>
               <w:rPr>
                 <w:rStyle w:val="Hipervnculo"/>
@@ -1377,7 +1395,7 @@
                 <w:noProof/>
                 <w:webHidden/>
               </w:rPr>
-              <w:instrText xml:space="preserve"> PAGEREF _Toc204121282 \h </w:instrText>
+              <w:instrText xml:space="preserve"> PAGEREF _Toc206787977 \h </w:instrText>
             </w:r>
             <w:r>
               <w:rPr>
@@ -1423,7 +1441,7 @@
               <w:lang w:eastAsia="es-CO"/>
             </w:rPr>
           </w:pPr>
-          <w:hyperlink w:anchor="_Toc204121283" w:history="1">
+          <w:hyperlink w:anchor="_Toc206787978" w:history="1">
             <w:r>
               <w:rPr>
                 <w:rStyle w:val="Hipervnculo"/>
@@ -1467,7 +1485,7 @@
                 <w:noProof/>
                 <w:webHidden/>
               </w:rPr>
-              <w:instrText xml:space="preserve"> PAGEREF _Toc204121283 \h </w:instrText>
+              <w:instrText xml:space="preserve"> PAGEREF _Toc206787978 \h </w:instrText>
             </w:r>
             <w:r>
               <w:rPr>
@@ -1513,7 +1531,7 @@
               <w:lang w:eastAsia="es-CO"/>
             </w:rPr>
           </w:pPr>
-          <w:hyperlink w:anchor="_Toc204121284" w:history="1">
+          <w:hyperlink w:anchor="_Toc206787979" w:history="1">
             <w:r>
               <w:rPr>
                 <w:rStyle w:val="Hipervnculo"/>
@@ -1563,7 +1581,7 @@
                 <w:noProof/>
                 <w:webHidden/>
               </w:rPr>
-              <w:instrText xml:space="preserve"> PAGEREF _Toc204121284 \h </w:instrText>
+              <w:instrText xml:space="preserve"> PAGEREF _Toc206787979 \h </w:instrText>
             </w:r>
             <w:r>
               <w:rPr>
@@ -1609,7 +1627,7 @@
               <w:lang w:eastAsia="es-CO"/>
             </w:rPr>
           </w:pPr>
-          <w:hyperlink w:anchor="_Toc204121285" w:history="1">
+          <w:hyperlink w:anchor="_Toc206787980" w:history="1">
             <w:r>
               <w:rPr>
                 <w:rStyle w:val="Hipervnculo"/>
@@ -1659,7 +1677,7 @@
                 <w:noProof/>
                 <w:webHidden/>
               </w:rPr>
-              <w:instrText xml:space="preserve"> PAGEREF _Toc204121285 \h </w:instrText>
+              <w:instrText xml:space="preserve"> PAGEREF _Toc206787980 \h </w:instrText>
             </w:r>
             <w:r>
               <w:rPr>
@@ -1705,7 +1723,7 @@
               <w:lang w:eastAsia="es-CO"/>
             </w:rPr>
           </w:pPr>
-          <w:hyperlink w:anchor="_Toc204121286" w:history="1">
+          <w:hyperlink w:anchor="_Toc206787981" w:history="1">
             <w:r>
               <w:rPr>
                 <w:rStyle w:val="Hipervnculo"/>
@@ -1755,7 +1773,7 @@
                 <w:noProof/>
                 <w:webHidden/>
               </w:rPr>
-              <w:instrText xml:space="preserve"> PAGEREF _Toc204121286 \h </w:instrText>
+              <w:instrText xml:space="preserve"> PAGEREF _Toc206787981 \h </w:instrText>
             </w:r>
             <w:r>
               <w:rPr>
@@ -1801,7 +1819,7 @@
               <w:lang w:eastAsia="es-CO"/>
             </w:rPr>
           </w:pPr>
-          <w:hyperlink w:anchor="_Toc204121287" w:history="1">
+          <w:hyperlink w:anchor="_Toc206787982" w:history="1">
             <w:r>
               <w:rPr>
                 <w:rStyle w:val="Hipervnculo"/>
@@ -1851,7 +1869,7 @@
                 <w:noProof/>
                 <w:webHidden/>
               </w:rPr>
-              <w:instrText xml:space="preserve"> PAGEREF _Toc204121287 \h </w:instrText>
+              <w:instrText xml:space="preserve"> PAGEREF _Toc206787982 \h </w:instrText>
             </w:r>
             <w:r>
               <w:rPr>
@@ -1897,7 +1915,7 @@
               <w:lang w:eastAsia="es-CO"/>
             </w:rPr>
           </w:pPr>
-          <w:hyperlink w:anchor="_Toc204121288" w:history="1">
+          <w:hyperlink w:anchor="_Toc206787983" w:history="1">
             <w:r>
               <w:rPr>
                 <w:rStyle w:val="Hipervnculo"/>
@@ -1941,7 +1959,7 @@
                 <w:noProof/>
                 <w:webHidden/>
               </w:rPr>
-              <w:instrText xml:space="preserve"> PAGEREF _Toc204121288 \h </w:instrText>
+              <w:instrText xml:space="preserve"> PAGEREF _Toc206787983 \h </w:instrText>
             </w:r>
             <w:r>
               <w:rPr>
@@ -1987,7 +2005,7 @@
               <w:lang w:eastAsia="es-CO"/>
             </w:rPr>
           </w:pPr>
-          <w:hyperlink w:anchor="_Toc204121289" w:history="1">
+          <w:hyperlink w:anchor="_Toc206787984" w:history="1">
             <w:r>
               <w:rPr>
                 <w:rStyle w:val="Hipervnculo"/>
@@ -2037,7 +2055,7 @@
                 <w:noProof/>
                 <w:webHidden/>
               </w:rPr>
-              <w:instrText xml:space="preserve"> PAGEREF _Toc204121289 \h </w:instrText>
+              <w:instrText xml:space="preserve"> PAGEREF _Toc206787984 \h </w:instrText>
             </w:r>
             <w:r>
               <w:rPr>
@@ -2083,7 +2101,7 @@
               <w:lang w:eastAsia="es-CO"/>
             </w:rPr>
           </w:pPr>
-          <w:hyperlink w:anchor="_Toc204121290" w:history="1">
+          <w:hyperlink w:anchor="_Toc206787985" w:history="1">
             <w:r>
               <w:rPr>
                 <w:rStyle w:val="Hipervnculo"/>
@@ -2133,7 +2151,7 @@
                 <w:noProof/>
                 <w:webHidden/>
               </w:rPr>
-              <w:instrText xml:space="preserve"> PAGEREF _Toc204121290 \h </w:instrText>
+              <w:instrText xml:space="preserve"> PAGEREF _Toc206787985 \h </w:instrText>
             </w:r>
             <w:r>
               <w:rPr>
@@ -2179,7 +2197,7 @@
               <w:lang w:eastAsia="es-CO"/>
             </w:rPr>
           </w:pPr>
-          <w:hyperlink w:anchor="_Toc204121291" w:history="1">
+          <w:hyperlink w:anchor="_Toc206787986" w:history="1">
             <w:r>
               <w:rPr>
                 <w:rStyle w:val="Hipervnculo"/>
@@ -2229,7 +2247,7 @@
                 <w:noProof/>
                 <w:webHidden/>
               </w:rPr>
-              <w:instrText xml:space="preserve"> PAGEREF _Toc204121291 \h </w:instrText>
+              <w:instrText xml:space="preserve"> PAGEREF _Toc206787986 \h </w:instrText>
             </w:r>
             <w:r>
               <w:rPr>
@@ -2275,7 +2293,7 @@
               <w:lang w:eastAsia="es-CO"/>
             </w:rPr>
           </w:pPr>
-          <w:hyperlink w:anchor="_Toc204121292" w:history="1">
+          <w:hyperlink w:anchor="_Toc206787987" w:history="1">
             <w:r>
               <w:rPr>
                 <w:rStyle w:val="Hipervnculo"/>
@@ -2319,7 +2337,7 @@
                 <w:noProof/>
                 <w:webHidden/>
               </w:rPr>
-              <w:instrText xml:space="preserve"> PAGEREF _Toc204121292 \h </w:instrText>
+              <w:instrText xml:space="preserve"> PAGEREF _Toc206787987 \h </w:instrText>
             </w:r>
             <w:r>
               <w:rPr>
@@ -2365,7 +2383,7 @@
               <w:lang w:eastAsia="es-CO"/>
             </w:rPr>
           </w:pPr>
-          <w:hyperlink w:anchor="_Toc204121293" w:history="1">
+          <w:hyperlink w:anchor="_Toc206787988" w:history="1">
             <w:r>
               <w:rPr>
                 <w:rStyle w:val="Hipervnculo"/>
@@ -2415,7 +2433,7 @@
                 <w:noProof/>
                 <w:webHidden/>
               </w:rPr>
-              <w:instrText xml:space="preserve"> PAGEREF _Toc204121293 \h </w:instrText>
+              <w:instrText xml:space="preserve"> PAGEREF _Toc206787988 \h </w:instrText>
             </w:r>
             <w:r>
               <w:rPr>
@@ -2461,7 +2479,7 @@
               <w:lang w:eastAsia="es-CO"/>
             </w:rPr>
           </w:pPr>
-          <w:hyperlink w:anchor="_Toc204121294" w:history="1">
+          <w:hyperlink w:anchor="_Toc206787989" w:history="1">
             <w:r>
               <w:rPr>
                 <w:rStyle w:val="Hipervnculo"/>
@@ -2511,7 +2529,7 @@
                 <w:noProof/>
                 <w:webHidden/>
               </w:rPr>
-              <w:instrText xml:space="preserve"> PAGEREF _Toc204121294 \h </w:instrText>
+              <w:instrText xml:space="preserve"> PAGEREF _Toc206787989 \h </w:instrText>
             </w:r>
             <w:r>
               <w:rPr>
@@ -2557,7 +2575,7 @@
               <w:lang w:eastAsia="es-CO"/>
             </w:rPr>
           </w:pPr>
-          <w:hyperlink w:anchor="_Toc204121295" w:history="1">
+          <w:hyperlink w:anchor="_Toc206787990" w:history="1">
             <w:r>
               <w:rPr>
                 <w:rStyle w:val="Hipervnculo"/>
@@ -2607,7 +2625,7 @@
                 <w:noProof/>
                 <w:webHidden/>
               </w:rPr>
-              <w:instrText xml:space="preserve"> PAGEREF _Toc204121295 \h </w:instrText>
+              <w:instrText xml:space="preserve"> PAGEREF _Toc206787990 \h </w:instrText>
             </w:r>
             <w:r>
               <w:rPr>
@@ -2652,7 +2670,7 @@
               <w:lang w:eastAsia="es-CO"/>
             </w:rPr>
           </w:pPr>
-          <w:hyperlink w:anchor="_Toc204121296" w:history="1">
+          <w:hyperlink w:anchor="_Toc206787991" w:history="1">
             <w:r>
               <w:rPr>
                 <w:rStyle w:val="Hipervnculo"/>
@@ -2679,7 +2697,7 @@
                 <w:noProof/>
                 <w:webHidden/>
               </w:rPr>
-              <w:instrText xml:space="preserve"> PAGEREF _Toc204121296 \h </w:instrText>
+              <w:instrText xml:space="preserve"> PAGEREF _Toc206787991 \h </w:instrText>
             </w:r>
             <w:r>
               <w:rPr>
@@ -2724,7 +2742,7 @@
               <w:lang w:eastAsia="es-CO"/>
             </w:rPr>
           </w:pPr>
-          <w:hyperlink w:anchor="_Toc204121297" w:history="1">
+          <w:hyperlink w:anchor="_Toc206787992" w:history="1">
             <w:r>
               <w:rPr>
                 <w:rStyle w:val="Hipervnculo"/>
@@ -2751,7 +2769,7 @@
                 <w:noProof/>
                 <w:webHidden/>
               </w:rPr>
-              <w:instrText xml:space="preserve"> PAGEREF _Toc204121297 \h </w:instrText>
+              <w:instrText xml:space="preserve"> PAGEREF _Toc206787992 \h </w:instrText>
             </w:r>
             <w:r>
               <w:rPr>
@@ -2796,7 +2814,7 @@
               <w:lang w:eastAsia="es-CO"/>
             </w:rPr>
           </w:pPr>
-          <w:hyperlink w:anchor="_Toc204121298" w:history="1">
+          <w:hyperlink w:anchor="_Toc206787993" w:history="1">
             <w:r>
               <w:rPr>
                 <w:rStyle w:val="Hipervnculo"/>
@@ -2823,7 +2841,7 @@
                 <w:noProof/>
                 <w:webHidden/>
               </w:rPr>
-              <w:instrText xml:space="preserve"> PAGEREF _Toc204121298 \h </w:instrText>
+              <w:instrText xml:space="preserve"> PAGEREF _Toc206787993 \h </w:instrText>
             </w:r>
             <w:r>
               <w:rPr>
@@ -2868,7 +2886,7 @@
               <w:lang w:eastAsia="es-CO"/>
             </w:rPr>
           </w:pPr>
-          <w:hyperlink w:anchor="_Toc204121299" w:history="1">
+          <w:hyperlink w:anchor="_Toc206787994" w:history="1">
             <w:r>
               <w:rPr>
                 <w:rStyle w:val="Hipervnculo"/>
@@ -2895,7 +2913,7 @@
                 <w:noProof/>
                 <w:webHidden/>
               </w:rPr>
-              <w:instrText xml:space="preserve"> PAGEREF _Toc204121299 \h </w:instrText>
+              <w:instrText xml:space="preserve"> PAGEREF _Toc206787994 \h </w:instrText>
             </w:r>
             <w:r>
               <w:rPr>
@@ -2940,7 +2958,7 @@
               <w:lang w:eastAsia="es-CO"/>
             </w:rPr>
           </w:pPr>
-          <w:hyperlink w:anchor="_Toc204121300" w:history="1">
+          <w:hyperlink w:anchor="_Toc206787995" w:history="1">
             <w:r>
               <w:rPr>
                 <w:rStyle w:val="Hipervnculo"/>
@@ -2967,7 +2985,7 @@
                 <w:noProof/>
                 <w:webHidden/>
               </w:rPr>
-              <w:instrText xml:space="preserve"> PAGEREF _Toc204121300 \h </w:instrText>
+              <w:instrText xml:space="preserve"> PAGEREF _Toc206787995 \h </w:instrText>
             </w:r>
             <w:r>
               <w:rPr>
@@ -3009,7 +3027,7 @@
       <w:pPr>
         <w:pStyle w:val="Titulosgenerales"/>
       </w:pPr>
-      <w:bookmarkStart w:id="0" w:name="_Toc204121274"/>
+      <w:bookmarkStart w:id="0" w:name="_Toc206787969"/>
       <w:r>
         <w:lastRenderedPageBreak/>
         <w:t>Introducción</w:t>
@@ -3039,7 +3057,7 @@
       <w:pPr>
         <w:pStyle w:val="Ttulo1"/>
       </w:pPr>
-      <w:bookmarkStart w:id="1" w:name="_Toc204121275"/>
+      <w:bookmarkStart w:id="1" w:name="_Toc206787970"/>
       <w:r>
         <w:lastRenderedPageBreak/>
         <w:t>Obligaciones laborales en unidades campesinas</w:t>
@@ -3063,7 +3081,7 @@
       <w:pPr>
         <w:pStyle w:val="Ttulo2"/>
       </w:pPr>
-      <w:bookmarkStart w:id="2" w:name="_Toc204121276"/>
+      <w:bookmarkStart w:id="2" w:name="_Toc206787971"/>
       <w:r>
         <w:t>Principales derechos laborales que deben reconocerse en el campo</w:t>
       </w:r>
@@ -3455,7 +3473,7 @@
       <w:pPr>
         <w:pStyle w:val="Ttulo2"/>
       </w:pPr>
-      <w:bookmarkStart w:id="3" w:name="_Toc204121277"/>
+      <w:bookmarkStart w:id="3" w:name="_Toc206787972"/>
       <w:r>
         <w:lastRenderedPageBreak/>
         <w:t>Responsabilidades del empleador campesino</w:t>
@@ -4350,9 +4368,22 @@
     </w:p>
     <w:p>
       <w:pPr>
+        <w:rPr>
+          <w:lang w:eastAsia="es-CO"/>
+        </w:rPr>
+      </w:pPr>
+      <w:r>
+        <w:rPr>
+          <w:lang w:eastAsia="es-CO"/>
+        </w:rPr>
+        <w:t>Es importante precisar que los trabajadores contratados por días o por tareas pueden afiliarse al sistema de riesgos laborales y de salud sin perder los beneficios del régimen subsidiado. Cuando el empleador asume el pago de estas obligaciones, no solo garantiza la seguridad del trabajador frente a un posible accidente laboral, sino que también se protege de eventuales implicaciones legales. En los casos en que el ingreso del trabajador supere el salario mínimo mensual, resulta fundamental que tanto el empleador como el trabajador cumplan con todas las obligaciones legales, con el fin de asegurar la vigencia de sus derechos.</w:t>
+      </w:r>
+    </w:p>
+    <w:p>
+      <w:pPr>
         <w:pStyle w:val="Ttulo2"/>
       </w:pPr>
-      <w:bookmarkStart w:id="4" w:name="_Toc204121278"/>
+      <w:bookmarkStart w:id="4" w:name="_Toc206787973"/>
       <w:r>
         <w:t>Consecuencias legales de no cumplir con las obligaciones laborales</w:t>
       </w:r>
@@ -4436,7 +4467,14 @@
         <w:rPr>
           <w:lang w:eastAsia="es-CO"/>
         </w:rPr>
-        <w:t>. El Estado puede imponer multas altas a quienes incumplen el pago del salario mínimo, no afilian a sus trabajadores al sistema de seguridad social o no pagan las prestaciones sociales. Estas sanciones pueden afectar seriamente el patrimonio de la finca.</w:t>
+        <w:t xml:space="preserve">. El Estado puede imponer multas altas a quienes incumplen el pago del salario mínimo, no afilian a sus trabajadores al </w:t>
+      </w:r>
+      <w:r>
+        <w:rPr>
+          <w:lang w:eastAsia="es-CO"/>
+        </w:rPr>
+        <w:lastRenderedPageBreak/>
+        <w:t>sistema de seguridad social o no pagan las prestaciones sociales. Estas sanciones pueden afectar seriamente el patrimonio de la finca.</w:t>
       </w:r>
     </w:p>
     <w:p>
@@ -4502,7 +4540,6 @@
           <w:bCs/>
           <w:lang w:eastAsia="es-CO"/>
         </w:rPr>
-        <w:lastRenderedPageBreak/>
         <w:t>Ejemplo.</w:t>
       </w:r>
       <w:r>
@@ -4627,6 +4664,7 @@
           <w:bCs/>
           <w:lang w:eastAsia="es-CO"/>
         </w:rPr>
+        <w:lastRenderedPageBreak/>
         <w:t>Afectación a la comunidad y la confianza</w:t>
       </w:r>
       <w:r>
@@ -4669,7 +4707,6 @@
         <w:rPr>
           <w:lang w:eastAsia="es-CO"/>
         </w:rPr>
-        <w:lastRenderedPageBreak/>
         <w:t>Cuando se trabaja la tierra con amor y se respetan a quienes trabajan en ella, se cosechan frutos buenos. Pero cuando se incumplen los derechos laborales, se siembran problemas que pueden marchitar hasta la mejor cosecha.</w:t>
       </w:r>
     </w:p>
@@ -4730,44 +4767,9 @@
     </w:p>
     <w:p>
       <w:pPr>
-        <w:rPr>
-          <w:lang w:eastAsia="es-CO"/>
-        </w:rPr>
-      </w:pPr>
-    </w:p>
-    <w:p>
-      <w:pPr>
-        <w:rPr>
-          <w:lang w:eastAsia="es-CO"/>
-        </w:rPr>
-      </w:pPr>
-    </w:p>
-    <w:p>
-      <w:pPr>
-        <w:rPr>
-          <w:lang w:eastAsia="es-CO"/>
-        </w:rPr>
-      </w:pPr>
-    </w:p>
-    <w:p>
-      <w:pPr>
-        <w:rPr>
-          <w:lang w:eastAsia="es-CO"/>
-        </w:rPr>
-      </w:pPr>
-    </w:p>
-    <w:p>
-      <w:pPr>
-        <w:rPr>
-          <w:lang w:eastAsia="es-CO"/>
-        </w:rPr>
-      </w:pPr>
-    </w:p>
-    <w:p>
-      <w:pPr>
         <w:pStyle w:val="Ttulo1"/>
       </w:pPr>
-      <w:bookmarkStart w:id="5" w:name="_Toc204121279"/>
+      <w:bookmarkStart w:id="5" w:name="_Toc206787974"/>
       <w:r>
         <w:lastRenderedPageBreak/>
         <w:t>Clasificación y origen de las novedades de nómina en el contexto rural</w:t>
@@ -4818,7 +4820,7 @@
       <w:pPr>
         <w:pStyle w:val="Ttulo2"/>
       </w:pPr>
-      <w:bookmarkStart w:id="6" w:name="_Toc204121280"/>
+      <w:bookmarkStart w:id="6" w:name="_Toc206787975"/>
       <w:r>
         <w:t>¿Qué son las novedades de nómina?</w:t>
       </w:r>
@@ -5165,7 +5167,7 @@
       <w:pPr>
         <w:pStyle w:val="Ttulo2"/>
       </w:pPr>
-      <w:bookmarkStart w:id="7" w:name="_Toc204121281"/>
+      <w:bookmarkStart w:id="7" w:name="_Toc206787976"/>
       <w:r>
         <w:t>Tipos de novedades frecuentes en el trabajo campesino</w:t>
       </w:r>
@@ -5723,7 +5725,7 @@
       <w:pPr>
         <w:pStyle w:val="Ttulo2"/>
       </w:pPr>
-      <w:bookmarkStart w:id="8" w:name="_Toc204121282"/>
+      <w:bookmarkStart w:id="8" w:name="_Toc206787977"/>
       <w:r>
         <w:lastRenderedPageBreak/>
         <w:t>Cómo registrar y reportar correctamente las novedades</w:t>
@@ -6147,7 +6149,7 @@
       <w:pPr>
         <w:pStyle w:val="Ttulo1"/>
       </w:pPr>
-      <w:bookmarkStart w:id="9" w:name="_Toc204121283"/>
+      <w:bookmarkStart w:id="9" w:name="_Toc206787978"/>
       <w:r>
         <w:lastRenderedPageBreak/>
         <w:t>Liquidación de nómina en contextos agropecuarios</w:t>
@@ -6211,7 +6213,7 @@
       <w:pPr>
         <w:pStyle w:val="Ttulo2"/>
       </w:pPr>
-      <w:bookmarkStart w:id="10" w:name="_Toc204121284"/>
+      <w:bookmarkStart w:id="10" w:name="_Toc206787979"/>
       <w:r>
         <w:t>Elementos básicos para liquidar la nómina</w:t>
       </w:r>
@@ -6295,7 +6297,7 @@
       <w:pPr>
         <w:pStyle w:val="Ttulo2"/>
       </w:pPr>
-      <w:bookmarkStart w:id="11" w:name="_Toc204121285"/>
+      <w:bookmarkStart w:id="11" w:name="_Toc206787980"/>
       <w:r>
         <w:t>Elementos básicos para liquidar la nómina</w:t>
       </w:r>
@@ -7307,7 +7309,7 @@
       <w:pPr>
         <w:pStyle w:val="Ttulo2"/>
       </w:pPr>
-      <w:bookmarkStart w:id="12" w:name="_Toc204121286"/>
+      <w:bookmarkStart w:id="12" w:name="_Toc206787981"/>
       <w:r>
         <w:t>Cálculo de salarios, horas extra y prestaciones en el campo</w:t>
       </w:r>
@@ -7626,9 +7628,9 @@
           <w:lang w:eastAsia="es-CO"/>
         </w:rPr>
         <w:drawing>
-          <wp:inline distT="0" distB="0" distL="0" distR="0" wp14:anchorId="0282A929" wp14:editId="5414732B">
-            <wp:extent cx="5774525" cy="3248025"/>
-            <wp:effectExtent l="0" t="0" r="0" b="0"/>
+          <wp:inline distT="0" distB="0" distL="0" distR="0" wp14:anchorId="0282A929" wp14:editId="4B052A1A">
+            <wp:extent cx="4754880" cy="2674497"/>
+            <wp:effectExtent l="0" t="0" r="7620" b="0"/>
             <wp:docPr id="103828537" name="Imagen 5">
               <a:extLst xmlns:a="http://schemas.openxmlformats.org/drawingml/2006/main">
                 <a:ext uri="{C183D7F6-B498-43B3-948B-1728B52AA6E4}">
@@ -7661,7 +7663,7 @@
                   <pic:spPr>
                     <a:xfrm>
                       <a:off x="0" y="0"/>
-                      <a:ext cx="5783512" cy="3253080"/>
+                      <a:ext cx="4754880" cy="2674497"/>
                     </a:xfrm>
                     <a:prstGeom prst="rect">
                       <a:avLst/>
@@ -7682,12 +7684,6 @@
           <w:numId w:val="0"/>
         </w:numPr>
         <w:ind w:left="851"/>
-        <w:rPr>
-          <w:b/>
-          <w:bCs/>
-          <w:i/>
-          <w:iCs/>
-        </w:rPr>
       </w:pPr>
       <w:hyperlink r:id="rId13" w:history="1">
         <w:r>
@@ -7699,6 +7695,8 @@
         </w:r>
       </w:hyperlink>
     </w:p>
+    <w:p/>
+    <w:p/>
     <w:tbl>
       <w:tblPr>
         <w:tblStyle w:val="Tablaconcuadrcula"/>
@@ -8591,7 +8589,7 @@
       <w:pPr>
         <w:pStyle w:val="Ttulo2"/>
       </w:pPr>
-      <w:bookmarkStart w:id="13" w:name="_Toc204121287"/>
+      <w:bookmarkStart w:id="13" w:name="_Toc206787982"/>
       <w:r>
         <w:t>Ejemplo práctico de liquidación de nómina campesina</w:t>
       </w:r>
@@ -9457,7 +9455,7 @@
       <w:pPr>
         <w:pStyle w:val="Ttulo1"/>
       </w:pPr>
-      <w:bookmarkStart w:id="14" w:name="_Toc204121288"/>
+      <w:bookmarkStart w:id="14" w:name="_Toc206787983"/>
       <w:r>
         <w:lastRenderedPageBreak/>
         <w:t>Aplicación de normativas técnicas en nómina rural</w:t>
@@ -9583,7 +9581,7 @@
       <w:pPr>
         <w:pStyle w:val="Ttulo2"/>
       </w:pPr>
-      <w:bookmarkStart w:id="15" w:name="_Toc204121289"/>
+      <w:bookmarkStart w:id="15" w:name="_Toc206787984"/>
       <w:r>
         <w:t>Principales leyes laborales aplicables en el sector rural</w:t>
       </w:r>
@@ -10175,7 +10173,7 @@
       <w:pPr>
         <w:pStyle w:val="Ttulo2"/>
       </w:pPr>
-      <w:bookmarkStart w:id="16" w:name="_Toc204121290"/>
+      <w:bookmarkStart w:id="16" w:name="_Toc206787985"/>
       <w:r>
         <w:lastRenderedPageBreak/>
         <w:t>Interpretación sencilla de normas clave</w:t>
@@ -10564,7 +10562,7 @@
       <w:pPr>
         <w:pStyle w:val="Ttulo2"/>
       </w:pPr>
-      <w:bookmarkStart w:id="17" w:name="_Toc204121291"/>
+      <w:bookmarkStart w:id="17" w:name="_Toc206787986"/>
       <w:r>
         <w:t>Buenas prácticas para cumplir con la legislación laboral</w:t>
       </w:r>
@@ -10906,7 +10904,7 @@
       <w:pPr>
         <w:pStyle w:val="Ttulo1"/>
       </w:pPr>
-      <w:bookmarkStart w:id="18" w:name="_Toc204121292"/>
+      <w:bookmarkStart w:id="18" w:name="_Toc206787987"/>
       <w:r>
         <w:lastRenderedPageBreak/>
         <w:t>Sistematización y generación de nómina campesina</w:t>
@@ -10943,7 +10941,7 @@
       <w:pPr>
         <w:pStyle w:val="Ttulo2"/>
       </w:pPr>
-      <w:bookmarkStart w:id="19" w:name="_Toc204121293"/>
+      <w:bookmarkStart w:id="19" w:name="_Toc206787988"/>
       <w:r>
         <w:t>¿Qué es la sistematización de la nómina?</w:t>
       </w:r>
@@ -11217,7 +11215,7 @@
       <w:pPr>
         <w:pStyle w:val="Ttulo2"/>
       </w:pPr>
-      <w:bookmarkStart w:id="20" w:name="_Toc204121294"/>
+      <w:bookmarkStart w:id="20" w:name="_Toc206787989"/>
       <w:r>
         <w:t>Herramientas sencillas para llevar el control de la nómina</w:t>
       </w:r>
@@ -11693,7 +11691,7 @@
       <w:pPr>
         <w:pStyle w:val="Ttulo2"/>
       </w:pPr>
-      <w:bookmarkStart w:id="21" w:name="_Toc204121295"/>
+      <w:bookmarkStart w:id="21" w:name="_Toc206787990"/>
       <w:r>
         <w:lastRenderedPageBreak/>
         <w:t>Ventajas de tener una nómina organizada y actualizada</w:t>
@@ -12146,7 +12144,7 @@
       <w:pPr>
         <w:pStyle w:val="Titulosgenerales"/>
       </w:pPr>
-      <w:bookmarkStart w:id="22" w:name="_Toc204121296"/>
+      <w:bookmarkStart w:id="22" w:name="_Toc206787991"/>
       <w:r>
         <w:lastRenderedPageBreak/>
         <w:t>Síntesis</w:t>
@@ -12221,7 +12219,7 @@
       <w:pPr>
         <w:pStyle w:val="Titulosgenerales"/>
       </w:pPr>
-      <w:bookmarkStart w:id="23" w:name="_Toc204121297"/>
+      <w:bookmarkStart w:id="23" w:name="_Toc206787992"/>
       <w:r>
         <w:lastRenderedPageBreak/>
         <w:t>Material complementario</w:t>
@@ -12541,7 +12539,7 @@
           <w:lang w:val="es-CO"/>
         </w:rPr>
       </w:pPr>
-      <w:bookmarkStart w:id="24" w:name="_Toc204121298"/>
+      <w:bookmarkStart w:id="24" w:name="_Toc206787993"/>
       <w:r>
         <w:rPr>
           <w:lang w:val="es-CO"/>
@@ -12676,7 +12674,7 @@
       <w:pPr>
         <w:pStyle w:val="Titulosgenerales"/>
       </w:pPr>
-      <w:bookmarkStart w:id="25" w:name="_Toc204121299"/>
+      <w:bookmarkStart w:id="25" w:name="_Toc206787994"/>
       <w:r>
         <w:lastRenderedPageBreak/>
         <w:t>Referencias bibliográficas</w:t>
@@ -12832,48 +12830,84 @@
     </w:p>
     <w:p>
       <w:r>
-        <w:t>Rodríguez, F. , Erazo, V., y Rendón, J. A. (2025). Documento de preparación: Visita temática sobre mujeres campesinas y populares. CampeSENA - Full Popular y Proyecto de caracterización economía campesina y popular. Documento de trabajo no publicado.</w:t>
+        <w:t>Ministerio del Trabajo. (2020). Licencia maternidad trabajadora régimen subsidiado [PDF].</w:t>
       </w:r>
     </w:p>
     <w:p>
-      <w:r>
-        <w:t>Rosset, P. (s.f.). Metodología “de campesino a campesino”. Propuesta para el SENA.</w:t>
-      </w:r>
+      <w:hyperlink r:id="rId23" w:anchor=":~:text=Art%C3%ADculo%2035.,de%20Seguridad%20Social%20en%20Salud" w:history="1">
+        <w:r>
+          <w:rPr>
+            <w:rStyle w:val="Hipervnculo"/>
+          </w:rPr>
+          <w:t>https://www.mintrabajo.gov.co/documents/20147/61000077/02EE2019410600000039987+Licencia+Maternidad+Trabajadora+D%C3%ADsd++R%C3%A9gimen+Subsidiado.pdf/87fc9a77-0adb-1bc5-eedf-</w:t>
+        </w:r>
+        <w:r>
+          <w:rPr>
+            <w:rStyle w:val="Hipervnculo"/>
+          </w:rPr>
+          <w:lastRenderedPageBreak/>
+          <w:t>ab4cb887a569?t=1585062353534#:~:text=Art%C3%ADculo%2035.,de%20Seguridad%20Social%20en%20Salud</w:t>
+        </w:r>
+      </w:hyperlink>
     </w:p>
     <w:p>
       <w:r>
-        <w:lastRenderedPageBreak/>
-        <w:t>Sembradoras de Vida y Resistencia. (2024). Cartilla de la Escuela Feminista de la Alianza por la Soberanía Alimentaria de los Pueblos de América Latina y el Caribe.</w:t>
+        <w:t>Ministerio de Salud y Protección Social. (s. f.). Movilidad entre regímenes [Página web].</w:t>
       </w:r>
     </w:p>
     <w:p>
-      <w:r>
-        <w:t>SENA. (2024). Caracterización de la población de la economía campesina: Departamento de Boyacá. Servicio Nacional de Aprendizaje - SENA, Dirección de Promoción y Relaciones Corporativas.</w:t>
-      </w:r>
+      <w:hyperlink r:id="rId24" w:anchor=":~:text=Si%20est%C3%A1%20afiliado%20al%20R%C3%A9gimen,condiciones%20para%20cotizar%20como%20independiente" w:history="1">
+        <w:r>
+          <w:rPr>
+            <w:rStyle w:val="Hipervnculo"/>
+          </w:rPr>
+          <w:t>https://www.minsalud.gov.co/proteccionsocial/Paginas/movilidad-entre-regimenes.aspx#:~:text=Si%20est%C3%A1%20afiliado%20al%20R%C3%A9gimen,condiciones%20para%20cotizar%20como%20independiente</w:t>
+        </w:r>
+      </w:hyperlink>
     </w:p>
     <w:p>
       <w:r>
-        <w:t>Van der Ploeg, J. D. (2025). Agricultura campesina: una promesa para el futuro.</w:t>
+        <w:t>Rodríguez, F., Erazo, V., y Rendón, J. A. (2025). Documento de preparación: Visita temática sobre mujeres campesinas y populares. CampeSENA - Full Popular y Proyecto de caracterización economía campesina y popular. Documento de trabajo no publicado.</w:t>
       </w:r>
     </w:p>
     <w:p>
       <w:r>
-        <w:t>Van der Ploeg, J. D. (2025). Hambre Cero: el campo. Documento de trabajo.</w:t>
+        <w:t>Rosset, P. (s.f.). Metodología “de campesino a campesino”. Propuesta para el SENA.</w:t>
       </w:r>
     </w:p>
     <w:p>
       <w:r>
-        <w:t>Vega, C. (2021). Trabajo rural y derechos laborales en Colombia. Revista Latinoamericana de Estudios del Trabajo, 26(2), 45–68.</w:t>
+        <w:t>Sembradoras de Vida y Resistencia. (2024). Cartilla de la Escuela Feminista de la Alianza por la Soberanía Alimentaria de los Pueblos de América Latina y el Caribe.</w:t>
       </w:r>
     </w:p>
     <w:p>
+      <w:r>
+        <w:t>SENA. (2024). Caracterización de la población de la economía campesina: Departamento de Boyacá. Servicio Nacional de Aprendizaje - SENA, Dirección de Promoción y Relaciones Corporativas.</w:t>
+      </w:r>
+    </w:p>
+    <w:p>
+      <w:r>
+        <w:t>Van der Ploeg, J. D. (2025). Agricultura campesina: una promesa para el futuro.</w:t>
+      </w:r>
+    </w:p>
+    <w:p>
+      <w:r>
+        <w:t>Van der Ploeg, J. D. (2025). Hambre Cero: el campo. Documento de trabajo.</w:t>
+      </w:r>
+    </w:p>
+    <w:p>
+      <w:r>
+        <w:t>Vega, C. (2021). Trabajo rural y derechos laborales en Colombia. Revista Latinoamericana de Estudios del Trabajo, 26(2), 45–68.</w:t>
+      </w:r>
+    </w:p>
+    <w:p>
       <w:pPr>
         <w:pStyle w:val="Titulosgenerales"/>
         <w:rPr>
           <w:lang w:val="es-CO"/>
         </w:rPr>
       </w:pPr>
-      <w:bookmarkStart w:id="26" w:name="_Toc204121300"/>
+      <w:bookmarkStart w:id="26" w:name="_Toc206787995"/>
       <w:r>
         <w:rPr>
           <w:lang w:val="es-CO"/>
@@ -14064,8 +14098,8 @@
       </w:pPr>
     </w:p>
     <w:sectPr>
-      <w:headerReference w:type="default" r:id="rId23"/>
-      <w:footerReference w:type="default" r:id="rId24"/>
+      <w:headerReference w:type="default" r:id="rId25"/>
+      <w:footerReference w:type="default" r:id="rId26"/>
       <w:pgSz w:w="12240" w:h="15840"/>
       <w:pgMar w:top="1701" w:right="1134" w:bottom="1134" w:left="1134" w:header="709" w:footer="737" w:gutter="0"/>
       <w:pgNumType w:start="1"/>
@@ -47212,7 +47246,6 @@
   <w:style w:type="character" w:default="1" w:styleId="Fuentedeprrafopredeter">
     <w:name w:val="Default Paragraph Font"/>
     <w:uiPriority w:val="1"/>
-    <w:semiHidden/>
     <w:unhideWhenUsed/>
   </w:style>
   <w:style w:type="table" w:default="1" w:styleId="Tablanormal">
@@ -48422,6 +48455,19 @@
 </file>
 
 <file path=customXml/item1.xml><?xml version="1.0" encoding="utf-8"?>
+<?mso-contentType ?>
+<FormTemplates xmlns="http://schemas.microsoft.com/sharepoint/v3/contenttype/forms">
+  <Display>DocumentLibraryForm</Display>
+  <Edit>DocumentLibraryForm</Edit>
+  <New>DocumentLibraryForm</New>
+</FormTemplates>
+</file>
+
+<file path=customXml/item2.xml><?xml version="1.0" encoding="utf-8"?>
+<b:Sources xmlns:b="http://schemas.openxmlformats.org/officeDocument/2006/bibliography" xmlns="http://schemas.openxmlformats.org/officeDocument/2006/bibliography" SelectedStyle="\APASixthEditionOfficeOnline.xsl" StyleName="APA" Version="6"/>
+</file>
+
+<file path=customXml/item3.xml><?xml version="1.0" encoding="utf-8"?>
 <ct:contentTypeSchema xmlns:ct="http://schemas.microsoft.com/office/2006/metadata/contentType" xmlns:ma="http://schemas.microsoft.com/office/2006/metadata/properties/metaAttributes" ct:_="" ma:_="" ma:contentTypeName="Documento" ma:contentTypeID="0x01010049282E1EDBE9234EA9E6D38F720E265F" ma:contentTypeVersion="15" ma:contentTypeDescription="Crear nuevo documento." ma:contentTypeScope="" ma:versionID="b31c7aa9eaf043a08b87120b3c4916e3">
   <xsd:schema xmlns:xsd="http://www.w3.org/2001/XMLSchema" xmlns:xs="http://www.w3.org/2001/XMLSchema" xmlns:p="http://schemas.microsoft.com/office/2006/metadata/properties" xmlns:ns2="cb45339b-ced9-4d0d-8f64-77573914d53b" xmlns:ns3="43a3ca16-9c26-4813-b83f-4aec9927b43f" targetNamespace="http://schemas.microsoft.com/office/2006/metadata/properties" ma:root="true" ma:fieldsID="3533d065b04d75c457075bc55f1f5315" ns2:_="" ns3:_="">
     <xsd:import namespace="cb45339b-ced9-4d0d-8f64-77573914d53b"/>
@@ -48656,19 +48702,6 @@
 </ct:contentTypeSchema>
 </file>
 
-<file path=customXml/item2.xml><?xml version="1.0" encoding="utf-8"?>
-<b:Sources xmlns:b="http://schemas.openxmlformats.org/officeDocument/2006/bibliography" xmlns="http://schemas.openxmlformats.org/officeDocument/2006/bibliography" SelectedStyle="\APASixthEditionOfficeOnline.xsl" StyleName="APA" Version="6"/>
-</file>
-
-<file path=customXml/item3.xml><?xml version="1.0" encoding="utf-8"?>
-<?mso-contentType ?>
-<FormTemplates xmlns="http://schemas.microsoft.com/sharepoint/v3/contenttype/forms">
-  <Display>DocumentLibraryForm</Display>
-  <Edit>DocumentLibraryForm</Edit>
-  <New>DocumentLibraryForm</New>
-</FormTemplates>
-</file>
-
 <file path=customXml/item4.xml><?xml version="1.0" encoding="utf-8"?>
 <p:properties xmlns:p="http://schemas.microsoft.com/office/2006/metadata/properties" xmlns:xsi="http://www.w3.org/2001/XMLSchema-instance" xmlns:pc="http://schemas.microsoft.com/office/infopath/2007/PartnerControls">
   <documentManagement>
@@ -48681,6 +48714,22 @@
 </file>
 
 <file path=customXml/itemProps1.xml><?xml version="1.0" encoding="utf-8"?>
+<ds:datastoreItem xmlns:ds="http://schemas.openxmlformats.org/officeDocument/2006/customXml" ds:itemID="{10663269-2064-4804-8290-36D4A57F5557}">
+  <ds:schemaRefs>
+    <ds:schemaRef ds:uri="http://schemas.microsoft.com/sharepoint/v3/contenttype/forms"/>
+  </ds:schemaRefs>
+</ds:datastoreItem>
+</file>
+
+<file path=customXml/itemProps2.xml><?xml version="1.0" encoding="utf-8"?>
+<ds:datastoreItem xmlns:ds="http://schemas.openxmlformats.org/officeDocument/2006/customXml" ds:itemID="{EAE431FD-7059-4C09-804B-C9D69EB7B213}">
+  <ds:schemaRefs>
+    <ds:schemaRef ds:uri="http://schemas.openxmlformats.org/officeDocument/2006/bibliography"/>
+  </ds:schemaRefs>
+</ds:datastoreItem>
+</file>
+
+<file path=customXml/itemProps3.xml><?xml version="1.0" encoding="utf-8"?>
 <ds:datastoreItem xmlns:ds="http://schemas.openxmlformats.org/officeDocument/2006/customXml" ds:itemID="{ABC43734-40DA-4258-8AC6-EC91AAFFC9CD}">
   <ds:schemaRefs>
     <ds:schemaRef ds:uri="http://schemas.microsoft.com/office/2006/metadata/contentType"/>
@@ -48699,22 +48748,6 @@
 </ds:datastoreItem>
 </file>
 
-<file path=customXml/itemProps2.xml><?xml version="1.0" encoding="utf-8"?>
-<ds:datastoreItem xmlns:ds="http://schemas.openxmlformats.org/officeDocument/2006/customXml" ds:itemID="{EAE431FD-7059-4C09-804B-C9D69EB7B213}">
-  <ds:schemaRefs>
-    <ds:schemaRef ds:uri="http://schemas.openxmlformats.org/officeDocument/2006/bibliography"/>
-  </ds:schemaRefs>
-</ds:datastoreItem>
-</file>
-
-<file path=customXml/itemProps3.xml><?xml version="1.0" encoding="utf-8"?>
-<ds:datastoreItem xmlns:ds="http://schemas.openxmlformats.org/officeDocument/2006/customXml" ds:itemID="{10663269-2064-4804-8290-36D4A57F5557}">
-  <ds:schemaRefs>
-    <ds:schemaRef ds:uri="http://schemas.microsoft.com/sharepoint/v3/contenttype/forms"/>
-  </ds:schemaRefs>
-</ds:datastoreItem>
-</file>
-
 <file path=customXml/itemProps4.xml><?xml version="1.0" encoding="utf-8"?>
 <ds:datastoreItem xmlns:ds="http://schemas.openxmlformats.org/officeDocument/2006/customXml" ds:itemID="{1279454D-02BE-4A9C-A117-DCD1573E2608}">
   <ds:schemaRefs>
